--- a/fuentes/CF1_63310037_DI.docx
+++ b/fuentes/CF1_63310037_DI.docx
@@ -1310,13 +1310,23 @@
         </w:rPr>
         <w:t xml:space="preserve"> </w:t>
       </w:r>
-      <w:r>
-        <w:rPr>
-          <w:b/>
-          <w:sz w:val="20"/>
-          <w:szCs w:val="20"/>
-        </w:rPr>
-        <w:t>Freepik-  </w:t>
+      <w:proofErr w:type="spellStart"/>
+      <w:r>
+        <w:rPr>
+          <w:b/>
+          <w:sz w:val="20"/>
+          <w:szCs w:val="20"/>
+        </w:rPr>
+        <w:t>Freepik</w:t>
+      </w:r>
+      <w:proofErr w:type="spellEnd"/>
+      <w:r>
+        <w:rPr>
+          <w:b/>
+          <w:sz w:val="20"/>
+          <w:szCs w:val="20"/>
+        </w:rPr>
+        <w:t>-  </w:t>
       </w:r>
       <w:hyperlink r:id="rId15" w:history="1">
         <w:r>
@@ -1595,13 +1605,23 @@
         </w:rPr>
         <w:t xml:space="preserve">Fuente: </w:t>
       </w:r>
-      <w:r>
-        <w:rPr>
-          <w:b/>
-          <w:sz w:val="20"/>
-          <w:szCs w:val="20"/>
-        </w:rPr>
-        <w:t>Freepik-  </w:t>
+      <w:proofErr w:type="spellStart"/>
+      <w:r>
+        <w:rPr>
+          <w:b/>
+          <w:sz w:val="20"/>
+          <w:szCs w:val="20"/>
+        </w:rPr>
+        <w:t>Freepik</w:t>
+      </w:r>
+      <w:proofErr w:type="spellEnd"/>
+      <w:r>
+        <w:rPr>
+          <w:b/>
+          <w:sz w:val="20"/>
+          <w:szCs w:val="20"/>
+        </w:rPr>
+        <w:t>-  </w:t>
       </w:r>
       <w:hyperlink r:id="rId17" w:history="1">
         <w:r>
@@ -1792,13 +1812,23 @@
         </w:rPr>
         <w:t xml:space="preserve"> </w:t>
       </w:r>
-      <w:r>
-        <w:rPr>
-          <w:b/>
-          <w:sz w:val="20"/>
-          <w:szCs w:val="20"/>
-        </w:rPr>
-        <w:t>Freepik-  </w:t>
+      <w:proofErr w:type="spellStart"/>
+      <w:r>
+        <w:rPr>
+          <w:b/>
+          <w:sz w:val="20"/>
+          <w:szCs w:val="20"/>
+        </w:rPr>
+        <w:t>Freepik</w:t>
+      </w:r>
+      <w:proofErr w:type="spellEnd"/>
+      <w:r>
+        <w:rPr>
+          <w:b/>
+          <w:sz w:val="20"/>
+          <w:szCs w:val="20"/>
+        </w:rPr>
+        <w:t>-  </w:t>
       </w:r>
       <w:hyperlink r:id="rId19" w:history="1">
         <w:r>
@@ -2235,13 +2265,23 @@
         </w:rPr>
         <w:t xml:space="preserve"> </w:t>
       </w:r>
-      <w:r>
-        <w:rPr>
-          <w:b/>
-          <w:sz w:val="20"/>
-          <w:szCs w:val="20"/>
-        </w:rPr>
-        <w:t>Freepik-  </w:t>
+      <w:proofErr w:type="spellStart"/>
+      <w:r>
+        <w:rPr>
+          <w:b/>
+          <w:sz w:val="20"/>
+          <w:szCs w:val="20"/>
+        </w:rPr>
+        <w:t>Freepik</w:t>
+      </w:r>
+      <w:proofErr w:type="spellEnd"/>
+      <w:r>
+        <w:rPr>
+          <w:b/>
+          <w:sz w:val="20"/>
+          <w:szCs w:val="20"/>
+        </w:rPr>
+        <w:t>-  </w:t>
       </w:r>
       <w:hyperlink r:id="rId21" w:history="1">
         <w:r>
@@ -2459,13 +2499,23 @@
         </w:rPr>
         <w:t xml:space="preserve"> </w:t>
       </w:r>
-      <w:r>
-        <w:rPr>
-          <w:b/>
-          <w:sz w:val="20"/>
-          <w:szCs w:val="20"/>
-        </w:rPr>
-        <w:t xml:space="preserve">Freepik- </w:t>
+      <w:proofErr w:type="spellStart"/>
+      <w:r>
+        <w:rPr>
+          <w:b/>
+          <w:sz w:val="20"/>
+          <w:szCs w:val="20"/>
+        </w:rPr>
+        <w:t>Freepik</w:t>
+      </w:r>
+      <w:proofErr w:type="spellEnd"/>
+      <w:r>
+        <w:rPr>
+          <w:b/>
+          <w:sz w:val="20"/>
+          <w:szCs w:val="20"/>
+        </w:rPr>
+        <w:t xml:space="preserve">- </w:t>
       </w:r>
       <w:hyperlink r:id="rId23" w:history="1">
         <w:r>
@@ -2987,13 +3037,23 @@
         </w:rPr>
         <w:t xml:space="preserve"> </w:t>
       </w:r>
-      <w:r>
-        <w:rPr>
-          <w:b/>
-          <w:sz w:val="20"/>
-          <w:szCs w:val="20"/>
-        </w:rPr>
-        <w:t>Freepik-</w:t>
+      <w:proofErr w:type="spellStart"/>
+      <w:r>
+        <w:rPr>
+          <w:b/>
+          <w:sz w:val="20"/>
+          <w:szCs w:val="20"/>
+        </w:rPr>
+        <w:t>Freepik</w:t>
+      </w:r>
+      <w:proofErr w:type="spellEnd"/>
+      <w:r>
+        <w:rPr>
+          <w:b/>
+          <w:sz w:val="20"/>
+          <w:szCs w:val="20"/>
+        </w:rPr>
+        <w:t>-</w:t>
       </w:r>
       <w:r>
         <w:rPr>
@@ -3133,6 +3193,7 @@
         </w:rPr>
         <w:t>Grupos focales (</w:t>
       </w:r>
+      <w:proofErr w:type="spellStart"/>
       <w:r>
         <w:rPr>
           <w:rFonts w:eastAsia="Times New Roman"/>
@@ -3144,8 +3205,50 @@
           <w:highlight w:val="yellow"/>
           <w:lang w:eastAsia="es-CO"/>
         </w:rPr>
-        <w:t>Focus Groups</w:t>
-      </w:r>
+        <w:t>focus</w:t>
+      </w:r>
+      <w:proofErr w:type="spellEnd"/>
+      <w:r>
+        <w:rPr>
+          <w:rFonts w:eastAsia="Times New Roman"/>
+          <w:b/>
+          <w:bCs/>
+          <w:i/>
+          <w:sz w:val="20"/>
+          <w:szCs w:val="20"/>
+          <w:highlight w:val="yellow"/>
+          <w:lang w:eastAsia="es-CO"/>
+        </w:rPr>
+        <w:t xml:space="preserve"> </w:t>
+      </w:r>
+      <w:proofErr w:type="spellStart"/>
+      <w:r>
+        <w:rPr>
+          <w:rFonts w:eastAsia="Times New Roman"/>
+          <w:b/>
+          <w:bCs/>
+          <w:i/>
+          <w:sz w:val="20"/>
+          <w:szCs w:val="20"/>
+          <w:highlight w:val="yellow"/>
+          <w:lang w:eastAsia="es-CO"/>
+        </w:rPr>
+        <w:t>g</w:t>
+      </w:r>
+      <w:r>
+        <w:rPr>
+          <w:rFonts w:eastAsia="Times New Roman"/>
+          <w:b/>
+          <w:bCs/>
+          <w:i/>
+          <w:sz w:val="20"/>
+          <w:szCs w:val="20"/>
+          <w:highlight w:val="yellow"/>
+          <w:lang w:eastAsia="es-CO"/>
+        </w:rPr>
+        <w:t>roups</w:t>
+      </w:r>
+      <w:proofErr w:type="spellEnd"/>
       <w:r>
         <w:rPr>
           <w:rFonts w:eastAsia="Times New Roman"/>
@@ -3259,13 +3362,23 @@
         </w:rPr>
         <w:t xml:space="preserve"> </w:t>
       </w:r>
-      <w:r>
-        <w:rPr>
-          <w:b/>
-          <w:sz w:val="20"/>
-          <w:szCs w:val="20"/>
-        </w:rPr>
-        <w:t>Freepik-</w:t>
+      <w:proofErr w:type="spellStart"/>
+      <w:r>
+        <w:rPr>
+          <w:b/>
+          <w:sz w:val="20"/>
+          <w:szCs w:val="20"/>
+        </w:rPr>
+        <w:t>Freepik</w:t>
+      </w:r>
+      <w:proofErr w:type="spellEnd"/>
+      <w:r>
+        <w:rPr>
+          <w:b/>
+          <w:sz w:val="20"/>
+          <w:szCs w:val="20"/>
+        </w:rPr>
+        <w:t>-</w:t>
       </w:r>
       <w:r>
         <w:rPr>
@@ -3506,13 +3619,23 @@
         </w:rPr>
         <w:t xml:space="preserve"> </w:t>
       </w:r>
-      <w:r>
-        <w:rPr>
-          <w:b/>
-          <w:sz w:val="20"/>
-          <w:szCs w:val="20"/>
-        </w:rPr>
-        <w:t>Freepik-</w:t>
+      <w:proofErr w:type="spellStart"/>
+      <w:r>
+        <w:rPr>
+          <w:b/>
+          <w:sz w:val="20"/>
+          <w:szCs w:val="20"/>
+        </w:rPr>
+        <w:t>Freepik</w:t>
+      </w:r>
+      <w:proofErr w:type="spellEnd"/>
+      <w:r>
+        <w:rPr>
+          <w:b/>
+          <w:sz w:val="20"/>
+          <w:szCs w:val="20"/>
+        </w:rPr>
+        <w:t>-</w:t>
       </w:r>
       <w:r>
         <w:rPr>
@@ -4496,13 +4619,23 @@
         </w:rPr>
         <w:t xml:space="preserve"> </w:t>
       </w:r>
-      <w:r>
-        <w:rPr>
-          <w:b/>
-          <w:sz w:val="20"/>
-          <w:szCs w:val="20"/>
-        </w:rPr>
-        <w:t>Freepik-</w:t>
+      <w:proofErr w:type="spellStart"/>
+      <w:r>
+        <w:rPr>
+          <w:b/>
+          <w:sz w:val="20"/>
+          <w:szCs w:val="20"/>
+        </w:rPr>
+        <w:t>Freepik</w:t>
+      </w:r>
+      <w:proofErr w:type="spellEnd"/>
+      <w:r>
+        <w:rPr>
+          <w:b/>
+          <w:sz w:val="20"/>
+          <w:szCs w:val="20"/>
+        </w:rPr>
+        <w:t>-</w:t>
       </w:r>
       <w:r>
         <w:t xml:space="preserve"> </w:t>
@@ -6255,51 +6388,6 @@
     <w:p>
       <w:pPr>
         <w:pStyle w:val="Normal0"/>
-        <w:jc w:val="both"/>
-        <w:rPr>
-          <w:noProof/>
-          <w:sz w:val="20"/>
-          <w:szCs w:val="20"/>
-          <w:lang w:eastAsia="es-CO"/>
-        </w:rPr>
-      </w:pPr>
-      <w:r>
-        <w:rPr>
-          <w:noProof/>
-          <w:sz w:val="20"/>
-          <w:szCs w:val="20"/>
-          <w:lang w:eastAsia="es-CO"/>
-        </w:rPr>
-        <w:t>Fuente:</w:t>
-      </w:r>
-      <w:r>
-        <w:t xml:space="preserve"> </w:t>
-      </w:r>
-      <w:r>
-        <w:rPr>
-          <w:noProof/>
-          <w:sz w:val="20"/>
-          <w:szCs w:val="20"/>
-          <w:lang w:eastAsia="es-CO"/>
-        </w:rPr>
-        <w:t xml:space="preserve">Freepik-  </w:t>
-      </w:r>
-      <w:hyperlink r:id="rId33" w:history="1">
-        <w:r>
-          <w:rPr>
-            <w:rStyle w:val="Hipervnculo"/>
-            <w:noProof/>
-            <w:sz w:val="20"/>
-            <w:szCs w:val="20"/>
-            <w:lang w:eastAsia="es-CO"/>
-          </w:rPr>
-          <w:t>https://www.freepik.es/foto-gratis/directorio-telefonico-mesa_33626694.htm</w:t>
-        </w:r>
-      </w:hyperlink>
-    </w:p>
-    <w:p>
-      <w:pPr>
-        <w:pStyle w:val="Normal0"/>
         <w:tabs>
           <w:tab w:val="left" w:pos="6942"/>
         </w:tabs>
@@ -6445,7 +6533,7 @@
                     <pic:cNvPicPr/>
                   </pic:nvPicPr>
                   <pic:blipFill rotWithShape="1">
-                    <a:blip r:embed="rId34">
+                    <a:blip r:embed="rId33">
                       <a:extLst>
                         <a:ext uri="{28A0092B-C50C-407E-A947-70E740481C1C}">
                           <a14:useLocalDpi xmlns:a14="http://schemas.microsoft.com/office/drawing/2010/main" val="0"/>
@@ -6511,14 +6599,23 @@
           <w:szCs w:val="20"/>
         </w:rPr>
       </w:pPr>
-      <w:r>
-        <w:rPr>
-          <w:sz w:val="20"/>
-          <w:szCs w:val="20"/>
-        </w:rPr>
-        <w:t xml:space="preserve">Alarza B. (2009 pag.6). Bases de datos: sistema de gestión de rutas turísticas. </w:t>
-      </w:r>
-      <w:hyperlink r:id="rId35" w:history="1">
+      <w:proofErr w:type="spellStart"/>
+      <w:r>
+        <w:rPr>
+          <w:sz w:val="20"/>
+          <w:szCs w:val="20"/>
+        </w:rPr>
+        <w:t>Alarza</w:t>
+      </w:r>
+      <w:proofErr w:type="spellEnd"/>
+      <w:r>
+        <w:rPr>
+          <w:sz w:val="20"/>
+          <w:szCs w:val="20"/>
+        </w:rPr>
+        <w:t xml:space="preserve"> B. (2009 pag.6). Bases de datos: sistema de gestión de rutas turísticas. </w:t>
+      </w:r>
+      <w:hyperlink r:id="rId34" w:history="1">
         <w:r>
           <w:rPr>
             <w:rStyle w:val="Hipervnculo"/>
@@ -6583,7 +6680,6 @@
           <w:sz w:val="20"/>
           <w:szCs w:val="20"/>
         </w:rPr>
-        <w:lastRenderedPageBreak/>
         <w:t>Para el diseño de una base de datos tener en cuenta lo siguiente:</w:t>
       </w:r>
     </w:p>
@@ -6618,7 +6714,14 @@
           <w:sz w:val="20"/>
           <w:szCs w:val="20"/>
         </w:rPr>
-        <w:t>Conocer exactamente para que se quiere usar la base de datos, qué datos son los que interesan de los que existen en la realidad y qué información se necesitará extraer.</w:t>
+        <w:t>Conocer exactamente para qué</w:t>
+      </w:r>
+      <w:r>
+        <w:rPr>
+          <w:sz w:val="20"/>
+          <w:szCs w:val="20"/>
+        </w:rPr>
+        <w:t xml:space="preserve"> se quiere usar la base de datos, qué datos son los que interesan de los que existen en la realidad y qué información se necesitará extraer.</w:t>
       </w:r>
     </w:p>
     <w:p>
@@ -6640,7 +6743,14 @@
           <w:sz w:val="20"/>
           <w:szCs w:val="20"/>
         </w:rPr>
-        <w:t xml:space="preserve">Una vez este clara la información que se necesita, se define la tabla que compondrá la base de datos. </w:t>
+        <w:t>Una vez esté</w:t>
+      </w:r>
+      <w:r>
+        <w:rPr>
+          <w:sz w:val="20"/>
+          <w:szCs w:val="20"/>
+        </w:rPr>
+        <w:t xml:space="preserve"> clara la información que se necesita, se define la tabla que compondrá la base de datos. </w:t>
       </w:r>
     </w:p>
     <w:p>
@@ -6912,7 +7022,7 @@
                     <pic:cNvPicPr/>
                   </pic:nvPicPr>
                   <pic:blipFill>
-                    <a:blip r:embed="rId36"/>
+                    <a:blip r:embed="rId35"/>
                     <a:stretch>
                       <a:fillRect/>
                     </a:stretch>
@@ -6975,7 +7085,7 @@
         </w:rPr>
         <w:t xml:space="preserve">Freepik- </w:t>
       </w:r>
-      <w:hyperlink r:id="rId37" w:history="1">
+      <w:hyperlink r:id="rId36" w:history="1">
         <w:r>
           <w:rPr>
             <w:rStyle w:val="Hipervnculo"/>
@@ -7045,7 +7155,25 @@
           <w:szCs w:val="20"/>
           <w:lang w:eastAsia="es-CO"/>
         </w:rPr>
-        <w:t xml:space="preserve">Cuando los datos no se encuentran organizados, resulta complejo acceder a información específica. Por ejemplo, en una empresa con numerosos empleados, la falta de orden dificultaría ubicar los registros </w:t>
+        <w:t>Cuando los datos no se encuentran organizados, resulta complejo acceder a info</w:t>
+      </w:r>
+      <w:r>
+        <w:rPr>
+          <w:rFonts w:eastAsia="Times New Roman"/>
+          <w:sz w:val="20"/>
+          <w:szCs w:val="20"/>
+          <w:lang w:eastAsia="es-CO"/>
+        </w:rPr>
+        <w:t>rmación específica. Por ejemplo:</w:t>
+      </w:r>
+      <w:r>
+        <w:rPr>
+          <w:rFonts w:eastAsia="Times New Roman"/>
+          <w:sz w:val="20"/>
+          <w:szCs w:val="20"/>
+          <w:lang w:eastAsia="es-CO"/>
+        </w:rPr>
+        <w:t xml:space="preserve"> en una empresa con numerosos empleados, la falta de orden dificultaría ubicar los registros </w:t>
       </w:r>
       <w:r>
         <w:rPr>
@@ -7441,8 +7569,20 @@
           <w:szCs w:val="20"/>
           <w:lang w:eastAsia="es-CO"/>
         </w:rPr>
-        <w:t>Google Analytics</w:t>
-      </w:r>
+        <w:t xml:space="preserve">Google </w:t>
+      </w:r>
+      <w:proofErr w:type="spellStart"/>
+      <w:r>
+        <w:rPr>
+          <w:rFonts w:eastAsia="Times New Roman"/>
+          <w:iCs/>
+          <w:sz w:val="20"/>
+          <w:szCs w:val="20"/>
+          <w:lang w:eastAsia="es-CO"/>
+        </w:rPr>
+        <w:t>Analytics</w:t>
+      </w:r>
+      <w:proofErr w:type="spellEnd"/>
       <w:r>
         <w:rPr>
           <w:rFonts w:eastAsia="Times New Roman"/>
@@ -7583,7 +7723,7 @@
                     <pic:cNvPicPr/>
                   </pic:nvPicPr>
                   <pic:blipFill>
-                    <a:blip r:embed="rId38"/>
+                    <a:blip r:embed="rId37"/>
                     <a:stretch>
                       <a:fillRect/>
                     </a:stretch>
@@ -7651,7 +7791,7 @@
         </w:rPr>
         <w:t xml:space="preserve"> </w:t>
       </w:r>
-      <w:hyperlink r:id="rId39" w:history="1">
+      <w:hyperlink r:id="rId38" w:history="1">
         <w:r>
           <w:rPr>
             <w:rStyle w:val="Hipervnculo"/>
@@ -8019,7 +8159,7 @@
                     <pic:cNvPicPr/>
                   </pic:nvPicPr>
                   <pic:blipFill>
-                    <a:blip r:embed="rId40"/>
+                    <a:blip r:embed="rId39"/>
                     <a:stretch>
                       <a:fillRect/>
                     </a:stretch>
@@ -8082,7 +8222,7 @@
         </w:rPr>
         <w:t xml:space="preserve"> </w:t>
       </w:r>
-      <w:hyperlink r:id="rId41" w:history="1">
+      <w:hyperlink r:id="rId40" w:history="1">
         <w:r>
           <w:rPr>
             <w:rStyle w:val="Hipervnculo"/>
@@ -8223,6 +8363,7 @@
         </w:rPr>
         <w:t xml:space="preserve">Además de contribuir a la economía local, fomenta el intercambio de conocimientos, la innovación y la cooperación internacional. En los últimos años, se ha fortalecido la tendencia </w:t>
       </w:r>
+      <w:proofErr w:type="spellStart"/>
       <w:r>
         <w:rPr>
           <w:i/>
@@ -8232,6 +8373,7 @@
         </w:rPr>
         <w:t>bleisure</w:t>
       </w:r>
+      <w:proofErr w:type="spellEnd"/>
       <w:r>
         <w:rPr>
           <w:sz w:val="20"/>
@@ -8588,7 +8730,21 @@
           <w:sz w:val="20"/>
           <w:szCs w:val="20"/>
         </w:rPr>
-        <w:t>Eventos como los Juegos Olímpicos, la Copa Mundial de Fútbol o los maratones internacionales transforman las ciudades anfitrionas en escenarios de encuentro global.</w:t>
+        <w:t>Eventos como los Juegos Olímpicos</w:t>
+      </w:r>
+      <w:r>
+        <w:rPr>
+          <w:sz w:val="20"/>
+          <w:szCs w:val="20"/>
+        </w:rPr>
+        <w:t>, la Copa Mundial de Fútbol o la</w:t>
+      </w:r>
+      <w:r>
+        <w:rPr>
+          <w:sz w:val="20"/>
+          <w:szCs w:val="20"/>
+        </w:rPr>
+        <w:t>s maratones internacionales transforman las ciudades anfitrionas en escenarios de encuentro global.</w:t>
       </w:r>
     </w:p>
     <w:p>
@@ -8754,7 +8910,23 @@
           <w:sz w:val="20"/>
           <w:szCs w:val="20"/>
         </w:rPr>
-        <w:t>Atrae a viajeros interesados en experiencias extremas, desafiantes y estimulantes. Se caracteriza por la práctica de actividades que implican cierto grado de riesgo controlado, como el senderismo, la escalada, el rafting, el parapente o el ciclismo de montaña.</w:t>
+        <w:t xml:space="preserve">Atrae a viajeros interesados en experiencias extremas, desafiantes y estimulantes. Se caracteriza por la práctica de actividades que implican cierto grado de riesgo controlado, como el senderismo, la escalada, el </w:t>
+      </w:r>
+      <w:r>
+        <w:rPr>
+          <w:i/>
+          <w:sz w:val="20"/>
+          <w:szCs w:val="20"/>
+          <w:highlight w:val="green"/>
+        </w:rPr>
+        <w:t>rafting</w:t>
+      </w:r>
+      <w:r>
+        <w:rPr>
+          <w:sz w:val="20"/>
+          <w:szCs w:val="20"/>
+        </w:rPr>
+        <w:t>, el parapente o el ciclismo de montaña.</w:t>
       </w:r>
       <w:r>
         <w:rPr>
@@ -8989,7 +9161,21 @@
           <w:sz w:val="20"/>
           <w:szCs w:val="20"/>
         </w:rPr>
-        <w:t>Orientado a la búsqueda de tratamientos médicos, terapias alternativas o experiencias de relajación. Los destinos especializados en este tipo de turismo ofrecen servicios como balnearios, spas, clínicas especializadas y programas de bienestar integral.</w:t>
+        <w:t>Orientado a la búsqueda de tratamientos médicos, terapias alternativas o experiencias de relajación. Los destinos especializados en este tipo de turismo ofrecen</w:t>
+      </w:r>
+      <w:r>
+        <w:rPr>
+          <w:sz w:val="20"/>
+          <w:szCs w:val="20"/>
+        </w:rPr>
+        <w:t xml:space="preserve"> servicios como balnearios, spa</w:t>
+      </w:r>
+      <w:r>
+        <w:rPr>
+          <w:sz w:val="20"/>
+          <w:szCs w:val="20"/>
+        </w:rPr>
+        <w:t>, clínicas especializadas y programas de bienestar integral.</w:t>
       </w:r>
       <w:r>
         <w:rPr>
@@ -9351,11 +9537,11 @@
           <w:numId w:val="19"/>
         </w:numPr>
       </w:pPr>
-      <w:bookmarkStart w:id="45" w:name="_Toc210503278"/>
+      <w:bookmarkStart w:id="44" w:name="_Toc210503278"/>
       <w:r>
         <w:t>Perfil del turista</w:t>
       </w:r>
-      <w:bookmarkEnd w:id="45"/>
+      <w:bookmarkEnd w:id="44"/>
     </w:p>
     <w:p>
       <w:pPr>
@@ -9594,7 +9780,27 @@
           <w:sz w:val="20"/>
           <w:szCs w:val="20"/>
         </w:rPr>
-        <w:t>Datos psicográficos:</w:t>
+        <w:t xml:space="preserve">Datos </w:t>
+      </w:r>
+      <w:proofErr w:type="spellStart"/>
+      <w:r>
+        <w:rPr>
+          <w:b/>
+          <w:bCs/>
+          <w:sz w:val="20"/>
+          <w:szCs w:val="20"/>
+        </w:rPr>
+        <w:t>psicográficos</w:t>
+      </w:r>
+      <w:proofErr w:type="spellEnd"/>
+      <w:r>
+        <w:rPr>
+          <w:b/>
+          <w:bCs/>
+          <w:sz w:val="20"/>
+          <w:szCs w:val="20"/>
+        </w:rPr>
+        <w:t>:</w:t>
       </w:r>
       <w:r>
         <w:rPr>
@@ -10074,7 +10280,21 @@
           <w:sz w:val="20"/>
           <w:szCs w:val="20"/>
         </w:rPr>
-        <w:t xml:space="preserve"> viaja con el propósito de mejorar su condición física o mental. Busca destinos con spas, balnearios, centros de medicina alternativa o clínicas especializadas. Su interés principal es el equilibrio entre cuerpo y mente.</w:t>
+        <w:t xml:space="preserve"> viaja con el propósito de mejorar su condición física o</w:t>
+      </w:r>
+      <w:r>
+        <w:rPr>
+          <w:sz w:val="20"/>
+          <w:szCs w:val="20"/>
+        </w:rPr>
+        <w:t xml:space="preserve"> mental. Busca destinos con spa</w:t>
+      </w:r>
+      <w:r>
+        <w:rPr>
+          <w:sz w:val="20"/>
+          <w:szCs w:val="20"/>
+        </w:rPr>
+        <w:t>, balnearios, centros de medicina alternativa o clínicas especializadas. Su interés principal es el equilibrio entre cuerpo y mente.</w:t>
       </w:r>
     </w:p>
     <w:p>
@@ -10244,6 +10464,7 @@
         </w:rPr>
         <w:t xml:space="preserve">Turista </w:t>
       </w:r>
+      <w:proofErr w:type="spellStart"/>
       <w:r>
         <w:rPr>
           <w:b/>
@@ -10255,6 +10476,7 @@
         </w:rPr>
         <w:t>bleisure</w:t>
       </w:r>
+      <w:proofErr w:type="spellEnd"/>
       <w:r>
         <w:rPr>
           <w:b/>
@@ -10659,6 +10881,7 @@
         </w:rPr>
         <w:t xml:space="preserve">Turista </w:t>
       </w:r>
+      <w:proofErr w:type="spellStart"/>
       <w:r>
         <w:rPr>
           <w:b/>
@@ -10670,6 +10893,7 @@
         </w:rPr>
         <w:t>premium</w:t>
       </w:r>
+      <w:proofErr w:type="spellEnd"/>
       <w:r>
         <w:rPr>
           <w:b/>
@@ -11232,7 +11456,23 @@
           <w:sz w:val="20"/>
           <w:szCs w:val="20"/>
         </w:rPr>
-        <w:t>El estudio del perfil del turista constituye una herramienta estratégica para la planificación, promoción y gestión del turismo moderno. Conocer quiénes viajan, qué buscan, cómo se comportan y qué expectativas tienen, permite a los destinos adaptarse a las tendencias del mercado, generar experiencias memorables y promover un desarrollo turí</w:t>
+        <w:t xml:space="preserve">El estudio del perfil del turista constituye una herramienta estratégica para la planificación, promoción y gestión del turismo moderno. Conocer quiénes viajan, qué </w:t>
+      </w:r>
+      <w:proofErr w:type="gramStart"/>
+      <w:r>
+        <w:rPr>
+          <w:sz w:val="20"/>
+          <w:szCs w:val="20"/>
+        </w:rPr>
+        <w:t>buscan</w:t>
+      </w:r>
+      <w:proofErr w:type="gramEnd"/>
+      <w:r>
+        <w:rPr>
+          <w:sz w:val="20"/>
+          <w:szCs w:val="20"/>
+        </w:rPr>
+        <w:t>, cómo se comportan y qué expectativas tienen, permite a los destinos adaptarse a las tendencias del mercado, generar experiencias memorables y promover un desarrollo turí</w:t>
       </w:r>
       <w:r>
         <w:rPr>
@@ -11250,11 +11490,11 @@
           <w:numId w:val="2"/>
         </w:numPr>
       </w:pPr>
-      <w:bookmarkStart w:id="46" w:name="_Toc210503279"/>
+      <w:bookmarkStart w:id="45" w:name="_Toc210503279"/>
       <w:r>
         <w:t>SÍNTESIS</w:t>
       </w:r>
-      <w:bookmarkEnd w:id="46"/>
+      <w:bookmarkEnd w:id="45"/>
       <w:r>
         <w:t xml:space="preserve"> </w:t>
       </w:r>
@@ -11405,7 +11645,7 @@
                     <pic:cNvPicPr/>
                   </pic:nvPicPr>
                   <pic:blipFill>
-                    <a:blip r:embed="rId42">
+                    <a:blip r:embed="rId41">
                       <a:extLst>
                         <a:ext uri="{28A0092B-C50C-407E-A947-70E740481C1C}">
                           <a14:useLocalDpi xmlns:a14="http://schemas.microsoft.com/office/drawing/2010/main" val="0"/>
@@ -11435,7 +11675,7 @@
         <w:rPr>
           <w:rStyle w:val="Refdecomentario"/>
         </w:rPr>
-        <w:commentReference w:id="47"/>
+        <w:commentReference w:id="46"/>
       </w:r>
     </w:p>
     <w:p>
@@ -11456,11 +11696,11 @@
           <w:numId w:val="2"/>
         </w:numPr>
       </w:pPr>
-      <w:bookmarkStart w:id="48" w:name="_Toc210503280"/>
+      <w:bookmarkStart w:id="47" w:name="_Toc210503280"/>
       <w:r>
         <w:t>ACTIVIDADES DIDÁCTICAS</w:t>
       </w:r>
-      <w:bookmarkEnd w:id="48"/>
+      <w:bookmarkEnd w:id="47"/>
       <w:r>
         <w:t xml:space="preserve"> </w:t>
       </w:r>
@@ -11488,7 +11728,7 @@
                     <pic:cNvPicPr/>
                   </pic:nvPicPr>
                   <pic:blipFill>
-                    <a:blip r:embed="rId43">
+                    <a:blip r:embed="rId42">
                       <a:extLst>
                         <a:ext uri="{28A0092B-C50C-407E-A947-70E740481C1C}">
                           <a14:useLocalDpi xmlns:a14="http://schemas.microsoft.com/office/drawing/2010/main" val="0"/>
@@ -11523,12 +11763,12 @@
           <w:numId w:val="2"/>
         </w:numPr>
       </w:pPr>
-      <w:bookmarkStart w:id="49" w:name="_Toc210503281"/>
+      <w:bookmarkStart w:id="48" w:name="_Toc210503281"/>
       <w:r>
         <w:lastRenderedPageBreak/>
         <w:t>MATERIAL COMPLEMENTARIO:</w:t>
       </w:r>
-      <w:bookmarkEnd w:id="49"/>
+      <w:bookmarkEnd w:id="48"/>
       <w:r>
         <w:t xml:space="preserve"> </w:t>
       </w:r>
@@ -11755,14 +11995,14 @@
                 <w:b/>
               </w:rPr>
             </w:pPr>
-            <w:bookmarkStart w:id="50" w:name="_Toc210503282"/>
+            <w:bookmarkStart w:id="49" w:name="_Toc210503282"/>
             <w:r>
               <w:rPr>
                 <w:b/>
               </w:rPr>
               <w:t>Perfil del turista</w:t>
             </w:r>
-            <w:bookmarkEnd w:id="50"/>
+            <w:bookmarkEnd w:id="49"/>
           </w:p>
           <w:p/>
           <w:p>
@@ -11932,12 +12172,21 @@
                 <w:szCs w:val="20"/>
               </w:rPr>
             </w:pPr>
+            <w:proofErr w:type="spellStart"/>
             <w:r>
               <w:rPr>
                 <w:sz w:val="20"/>
                 <w:szCs w:val="20"/>
               </w:rPr>
-              <w:t xml:space="preserve">Alarza Blázquez, G. (2009). Bases de datos: sistema </w:t>
+              <w:t>Alarza</w:t>
+            </w:r>
+            <w:proofErr w:type="spellEnd"/>
+            <w:r>
+              <w:rPr>
+                <w:sz w:val="20"/>
+                <w:szCs w:val="20"/>
+              </w:rPr>
+              <w:t xml:space="preserve"> Blázquez, G. (2009). Bases de datos: sistema </w:t>
             </w:r>
             <w:r>
               <w:rPr>
@@ -12023,25 +12272,14 @@
                 <w:szCs w:val="20"/>
               </w:rPr>
             </w:pPr>
-            <w:hyperlink r:id="rId44" w:history="1">
-              <w:r>
-                <w:rPr>
-                  <w:rStyle w:val="Hipervnculo"/>
-                  <w:sz w:val="20"/>
-                  <w:szCs w:val="20"/>
-                </w:rPr>
-                <w:t>https://e-archivo.uc3m.es/handle/10016/9748</w:t>
-              </w:r>
-            </w:hyperlink>
-          </w:p>
-          <w:p>
-            <w:pPr>
-              <w:pStyle w:val="Normal0"/>
+            <w:r>
               <w:rPr>
+                <w:rStyle w:val="Hipervnculo"/>
                 <w:sz w:val="20"/>
                 <w:szCs w:val="20"/>
               </w:rPr>
-            </w:pPr>
+              <w:t>https://hdl.handle.net/10016/6580</w:t>
+            </w:r>
           </w:p>
         </w:tc>
       </w:tr>
@@ -12072,14 +12310,14 @@
                 <w:b/>
               </w:rPr>
             </w:pPr>
-            <w:bookmarkStart w:id="51" w:name="_Toc210503283"/>
+            <w:bookmarkStart w:id="50" w:name="_Toc210503283"/>
             <w:r>
               <w:rPr>
                 <w:b/>
               </w:rPr>
               <w:t>Perfil del turista</w:t>
             </w:r>
-            <w:bookmarkEnd w:id="51"/>
+            <w:bookmarkEnd w:id="50"/>
           </w:p>
           <w:p>
             <w:pPr>
@@ -12199,7 +12437,7 @@
                 <w:szCs w:val="20"/>
               </w:rPr>
             </w:pPr>
-            <w:hyperlink r:id="rId45" w:history="1">
+            <w:hyperlink r:id="rId43" w:history="1">
               <w:r>
                 <w:rPr>
                   <w:rStyle w:val="Hipervnculo"/>
@@ -12246,11 +12484,11 @@
           <w:numId w:val="2"/>
         </w:numPr>
       </w:pPr>
-      <w:bookmarkStart w:id="52" w:name="_Toc210503284"/>
+      <w:bookmarkStart w:id="51" w:name="_Toc210503284"/>
       <w:r>
         <w:t>GLOSARIO:</w:t>
       </w:r>
-      <w:bookmarkEnd w:id="52"/>
+      <w:bookmarkEnd w:id="51"/>
       <w:r>
         <w:t xml:space="preserve"> </w:t>
       </w:r>
@@ -12383,6 +12621,7 @@
                 <w:szCs w:val="20"/>
               </w:rPr>
             </w:pPr>
+            <w:proofErr w:type="spellStart"/>
             <w:r>
               <w:rPr>
                 <w:i/>
@@ -12391,6 +12630,7 @@
               </w:rPr>
               <w:t>Bleisure</w:t>
             </w:r>
+            <w:proofErr w:type="spellEnd"/>
           </w:p>
         </w:tc>
         <w:tc>
@@ -12412,6 +12652,7 @@
                 <w:szCs w:val="20"/>
               </w:rPr>
             </w:pPr>
+            <w:proofErr w:type="gramStart"/>
             <w:r>
               <w:rPr>
                 <w:b w:val="0"/>
@@ -12426,7 +12667,16 @@
                 <w:sz w:val="20"/>
                 <w:szCs w:val="20"/>
               </w:rPr>
-              <w:t xml:space="preserve">endencia de la industria de reuniones que combina viajes de negocios con actividades de ocio. </w:t>
+              <w:t>endencia</w:t>
+            </w:r>
+            <w:proofErr w:type="gramEnd"/>
+            <w:r>
+              <w:rPr>
+                <w:b w:val="0"/>
+                <w:sz w:val="20"/>
+                <w:szCs w:val="20"/>
+              </w:rPr>
+              <w:t xml:space="preserve"> de la industria de reuniones que combina viajes de negocios con actividades de ocio. </w:t>
             </w:r>
           </w:p>
         </w:tc>
@@ -12454,6 +12704,7 @@
                 <w:szCs w:val="20"/>
               </w:rPr>
             </w:pPr>
+            <w:proofErr w:type="spellStart"/>
             <w:r>
               <w:rPr>
                 <w:i/>
@@ -12462,6 +12713,7 @@
               </w:rPr>
               <w:t>Branding</w:t>
             </w:r>
+            <w:proofErr w:type="spellEnd"/>
           </w:p>
         </w:tc>
         <w:tc>
@@ -12483,6 +12735,7 @@
                 <w:szCs w:val="20"/>
               </w:rPr>
             </w:pPr>
+            <w:proofErr w:type="gramStart"/>
             <w:r>
               <w:rPr>
                 <w:b w:val="0"/>
@@ -12497,7 +12750,16 @@
                 <w:sz w:val="20"/>
                 <w:szCs w:val="20"/>
               </w:rPr>
-              <w:t>roceso de construir una identidad distintiva y deseable para un destino</w:t>
+              <w:t>roceso</w:t>
+            </w:r>
+            <w:proofErr w:type="gramEnd"/>
+            <w:r>
+              <w:rPr>
+                <w:b w:val="0"/>
+                <w:sz w:val="20"/>
+                <w:szCs w:val="20"/>
+              </w:rPr>
+              <w:t xml:space="preserve"> de construir una identidad distintiva y deseable para un destino</w:t>
             </w:r>
             <w:r>
               <w:rPr>
@@ -12561,6 +12823,7 @@
                 <w:szCs w:val="20"/>
               </w:rPr>
             </w:pPr>
+            <w:proofErr w:type="gramStart"/>
             <w:r>
               <w:rPr>
                 <w:b w:val="0"/>
@@ -12575,7 +12838,16 @@
                 <w:sz w:val="20"/>
                 <w:szCs w:val="20"/>
               </w:rPr>
-              <w:t>etodología que acompaña a individuos o grupos en el desarrollo de las habilidades y competencias, con el objetivo de mejorar el desempeño y lograr las metas dentro de la industria turística.</w:t>
+              <w:t>etodología</w:t>
+            </w:r>
+            <w:proofErr w:type="gramEnd"/>
+            <w:r>
+              <w:rPr>
+                <w:b w:val="0"/>
+                <w:sz w:val="20"/>
+                <w:szCs w:val="20"/>
+              </w:rPr>
+              <w:t xml:space="preserve"> que acompaña a individuos o grupos en el desarrollo de las habilidades y competencias, con el objetivo de mejorar el desempeño y lograr las metas dentro de la industria turística.</w:t>
             </w:r>
             <w:r>
               <w:rPr>
@@ -12638,6 +12910,7 @@
                 <w:szCs w:val="20"/>
               </w:rPr>
             </w:pPr>
+            <w:proofErr w:type="gramStart"/>
             <w:r>
               <w:rPr>
                 <w:b w:val="0"/>
@@ -12652,7 +12925,16 @@
                 <w:sz w:val="20"/>
                 <w:szCs w:val="20"/>
               </w:rPr>
-              <w:t xml:space="preserve">mpresiones, deseos y esperanzas que un turista tiene sobre un destino y la experiencia de viaje antes de realizarla. </w:t>
+              <w:t>mpresiones</w:t>
+            </w:r>
+            <w:proofErr w:type="gramEnd"/>
+            <w:r>
+              <w:rPr>
+                <w:b w:val="0"/>
+                <w:sz w:val="20"/>
+                <w:szCs w:val="20"/>
+              </w:rPr>
+              <w:t xml:space="preserve">, deseos y esperanzas que un turista tiene sobre un destino y la experiencia de viaje antes de realizarla. </w:t>
             </w:r>
           </w:p>
         </w:tc>
@@ -12684,8 +12966,17 @@
                 <w:sz w:val="20"/>
                 <w:szCs w:val="20"/>
               </w:rPr>
-              <w:t>Experiencias inmersivas</w:t>
+              <w:t xml:space="preserve">Experiencias </w:t>
             </w:r>
+            <w:proofErr w:type="spellStart"/>
+            <w:r>
+              <w:rPr>
+                <w:sz w:val="20"/>
+                <w:szCs w:val="20"/>
+              </w:rPr>
+              <w:t>inmersivas</w:t>
+            </w:r>
+            <w:proofErr w:type="spellEnd"/>
           </w:p>
         </w:tc>
         <w:tc>
@@ -12707,6 +12998,7 @@
                 <w:szCs w:val="20"/>
               </w:rPr>
             </w:pPr>
+            <w:proofErr w:type="gramStart"/>
             <w:r>
               <w:rPr>
                 <w:b w:val="0"/>
@@ -12721,7 +13013,16 @@
                 <w:sz w:val="20"/>
                 <w:szCs w:val="20"/>
               </w:rPr>
-              <w:t>strategias y actividades que buscan sumergir al turista en un destino, cultura o entorno de m</w:t>
+              <w:t>strategias</w:t>
+            </w:r>
+            <w:proofErr w:type="gramEnd"/>
+            <w:r>
+              <w:rPr>
+                <w:b w:val="0"/>
+                <w:sz w:val="20"/>
+                <w:szCs w:val="20"/>
+              </w:rPr>
+              <w:t xml:space="preserve"> y actividades que buscan sumergir al turista en un destino, cultura o entorno de m</w:t>
             </w:r>
             <w:r>
               <w:rPr>
@@ -12784,6 +13085,7 @@
                 <w:szCs w:val="20"/>
               </w:rPr>
             </w:pPr>
+            <w:proofErr w:type="gramStart"/>
             <w:r>
               <w:rPr>
                 <w:b w:val="0"/>
@@ -12798,7 +13100,16 @@
                 <w:sz w:val="20"/>
                 <w:szCs w:val="20"/>
               </w:rPr>
-              <w:t>omida local y prácticas culinarias p</w:t>
+              <w:t>omida</w:t>
+            </w:r>
+            <w:proofErr w:type="gramEnd"/>
+            <w:r>
+              <w:rPr>
+                <w:b w:val="0"/>
+                <w:sz w:val="20"/>
+                <w:szCs w:val="20"/>
+              </w:rPr>
+              <w:t xml:space="preserve"> local y prácticas culinarias p</w:t>
             </w:r>
             <w:r>
               <w:rPr>
@@ -12841,6 +13152,7 @@
                 <w:szCs w:val="20"/>
               </w:rPr>
             </w:pPr>
+            <w:proofErr w:type="spellStart"/>
             <w:r>
               <w:rPr>
                 <w:sz w:val="20"/>
@@ -12848,6 +13160,7 @@
               </w:rPr>
               <w:t>Mentorías</w:t>
             </w:r>
+            <w:proofErr w:type="spellEnd"/>
           </w:p>
         </w:tc>
         <w:tc>
@@ -12869,6 +13182,7 @@
                 <w:szCs w:val="20"/>
               </w:rPr>
             </w:pPr>
+            <w:proofErr w:type="gramStart"/>
             <w:r>
               <w:rPr>
                 <w:b w:val="0"/>
@@ -12883,7 +13197,34 @@
                 <w:sz w:val="20"/>
                 <w:szCs w:val="20"/>
               </w:rPr>
-              <w:t xml:space="preserve">elación de aprendizaje y desarrollo profesional donde una persona con experiencia en el sector comparte sus conocimientos y habilidades con otra persona el aprendiz o mentorizado para ayudarle a crecer y alcanzar sus objetivos. </w:t>
+              <w:t>elación</w:t>
+            </w:r>
+            <w:proofErr w:type="gramEnd"/>
+            <w:r>
+              <w:rPr>
+                <w:b w:val="0"/>
+                <w:sz w:val="20"/>
+                <w:szCs w:val="20"/>
+              </w:rPr>
+              <w:t xml:space="preserve"> de aprendizaje y desarrollo profesional donde una persona con experiencia en el sector comparte sus conocimientos y habilidades con otra persona el aprendiz o </w:t>
+            </w:r>
+            <w:proofErr w:type="spellStart"/>
+            <w:r>
+              <w:rPr>
+                <w:b w:val="0"/>
+                <w:sz w:val="20"/>
+                <w:szCs w:val="20"/>
+              </w:rPr>
+              <w:t>mentorizado</w:t>
+            </w:r>
+            <w:proofErr w:type="spellEnd"/>
+            <w:r>
+              <w:rPr>
+                <w:b w:val="0"/>
+                <w:sz w:val="20"/>
+                <w:szCs w:val="20"/>
+              </w:rPr>
+              <w:t xml:space="preserve"> para ayudarle a crecer y alcanzar sus objetivos. </w:t>
             </w:r>
           </w:p>
         </w:tc>
@@ -12915,11 +13256,11 @@
           <w:numId w:val="2"/>
         </w:numPr>
       </w:pPr>
-      <w:bookmarkStart w:id="53" w:name="_Toc210503285"/>
+      <w:bookmarkStart w:id="52" w:name="_Toc210503285"/>
       <w:r>
         <w:t>REFERENCIAS BIBLIOGRÁFICAS:</w:t>
       </w:r>
-      <w:bookmarkEnd w:id="53"/>
+      <w:bookmarkEnd w:id="52"/>
       <w:r>
         <w:t xml:space="preserve"> </w:t>
       </w:r>
@@ -12975,9 +13316,34 @@
           <w:sz w:val="20"/>
           <w:szCs w:val="20"/>
         </w:rPr>
-        <w:t xml:space="preserve"> Blog de E-learning. </w:t>
-      </w:r>
-      <w:hyperlink r:id="rId46" w:tgtFrame="_new" w:history="1">
+        <w:t xml:space="preserve"> Blog de </w:t>
+      </w:r>
+      <w:r>
+        <w:rPr>
+          <w:i/>
+          <w:sz w:val="20"/>
+          <w:szCs w:val="20"/>
+        </w:rPr>
+        <w:t>E-</w:t>
+      </w:r>
+      <w:proofErr w:type="spellStart"/>
+      <w:r>
+        <w:rPr>
+          <w:i/>
+          <w:sz w:val="20"/>
+          <w:szCs w:val="20"/>
+        </w:rPr>
+        <w:t>learning</w:t>
+      </w:r>
+      <w:proofErr w:type="spellEnd"/>
+      <w:r>
+        <w:rPr>
+          <w:sz w:val="20"/>
+          <w:szCs w:val="20"/>
+        </w:rPr>
+        <w:t xml:space="preserve">. </w:t>
+      </w:r>
+      <w:hyperlink r:id="rId44" w:tgtFrame="_new" w:history="1">
         <w:r>
           <w:rPr>
             <w:rStyle w:val="Hipervnculo"/>
@@ -13005,12 +13371,21 @@
           <w:szCs w:val="20"/>
         </w:rPr>
       </w:pPr>
-      <w:r>
-        <w:rPr>
-          <w:sz w:val="20"/>
-          <w:szCs w:val="20"/>
-        </w:rPr>
-        <w:t xml:space="preserve">Alarza, B. (2009). </w:t>
+      <w:proofErr w:type="spellStart"/>
+      <w:r>
+        <w:rPr>
+          <w:sz w:val="20"/>
+          <w:szCs w:val="20"/>
+        </w:rPr>
+        <w:t>Alarza</w:t>
+      </w:r>
+      <w:proofErr w:type="spellEnd"/>
+      <w:r>
+        <w:rPr>
+          <w:sz w:val="20"/>
+          <w:szCs w:val="20"/>
+        </w:rPr>
+        <w:t xml:space="preserve"> Blázquez, G. (2009, septiembre). </w:t>
       </w:r>
       <w:r>
         <w:rPr>
@@ -13019,23 +13394,23 @@
           <w:sz w:val="20"/>
           <w:szCs w:val="20"/>
         </w:rPr>
-        <w:t>Bases de datos: sistema de gestión de rutas turísticas.</w:t>
-      </w:r>
-      <w:r>
-        <w:rPr>
-          <w:sz w:val="20"/>
-          <w:szCs w:val="20"/>
-        </w:rPr>
-        <w:t xml:space="preserve"> </w:t>
-      </w:r>
-      <w:hyperlink r:id="rId47" w:tgtFrame="_new" w:history="1">
+        <w:t>Bases de datos: sistema de gestión de rutas turísticas</w:t>
+      </w:r>
+      <w:r>
+        <w:rPr>
+          <w:sz w:val="20"/>
+          <w:szCs w:val="20"/>
+        </w:rPr>
+        <w:t xml:space="preserve"> (Proyecto fin de carrera, Universidad Carlos III de Madrid). Repositorio institucional UC3M. </w:t>
+      </w:r>
+      <w:hyperlink r:id="rId45" w:history="1">
         <w:r>
           <w:rPr>
             <w:rStyle w:val="Hipervnculo"/>
             <w:sz w:val="20"/>
             <w:szCs w:val="20"/>
           </w:rPr>
-          <w:t>https://file:///C:/Users/EQUIPO/Downloads/PFC_Gladys_Alarza_Blazquez.pdf</w:t>
+          <w:t>https://hdl.handle.net/10016/6580</w:t>
         </w:r>
       </w:hyperlink>
     </w:p>
@@ -13061,7 +13436,21 @@
           <w:sz w:val="20"/>
           <w:szCs w:val="20"/>
         </w:rPr>
-        <w:t xml:space="preserve">Castro, C. D. (2024, 27 mayo). </w:t>
+        <w:t xml:space="preserve">Castro, C. D. (2024, 27 </w:t>
+      </w:r>
+      <w:r>
+        <w:rPr>
+          <w:sz w:val="20"/>
+          <w:szCs w:val="20"/>
+        </w:rPr>
+        <w:t xml:space="preserve">de </w:t>
+      </w:r>
+      <w:r>
+        <w:rPr>
+          <w:sz w:val="20"/>
+          <w:szCs w:val="20"/>
+        </w:rPr>
+        <w:t xml:space="preserve">mayo). </w:t>
       </w:r>
       <w:r>
         <w:rPr>
@@ -13077,9 +13466,25 @@
           <w:sz w:val="20"/>
           <w:szCs w:val="20"/>
         </w:rPr>
-        <w:t xml:space="preserve"> Tickelia. </w:t>
-      </w:r>
-      <w:hyperlink r:id="rId48" w:tgtFrame="_new" w:history="1">
+        <w:t xml:space="preserve"> </w:t>
+      </w:r>
+      <w:proofErr w:type="spellStart"/>
+      <w:r>
+        <w:rPr>
+          <w:sz w:val="20"/>
+          <w:szCs w:val="20"/>
+        </w:rPr>
+        <w:t>Tickelia</w:t>
+      </w:r>
+      <w:proofErr w:type="spellEnd"/>
+      <w:r>
+        <w:rPr>
+          <w:sz w:val="20"/>
+          <w:szCs w:val="20"/>
+        </w:rPr>
+        <w:t xml:space="preserve">. </w:t>
+      </w:r>
+      <w:hyperlink r:id="rId46" w:tgtFrame="_new" w:history="1">
         <w:r>
           <w:rPr>
             <w:rStyle w:val="Hipervnculo"/>
@@ -13112,8 +13517,25 @@
           <w:sz w:val="20"/>
           <w:szCs w:val="20"/>
         </w:rPr>
-        <w:t xml:space="preserve">Habilidades de un agente de viajes exitoso. (s. f.). </w:t>
-      </w:r>
+        <w:t>Habilidades de un agente de viajes exitoso. (</w:t>
+      </w:r>
+      <w:proofErr w:type="gramStart"/>
+      <w:r>
+        <w:rPr>
+          <w:sz w:val="20"/>
+          <w:szCs w:val="20"/>
+        </w:rPr>
+        <w:t>s</w:t>
+      </w:r>
+      <w:proofErr w:type="gramEnd"/>
+      <w:r>
+        <w:rPr>
+          <w:sz w:val="20"/>
+          <w:szCs w:val="20"/>
+        </w:rPr>
+        <w:t xml:space="preserve">. f.). </w:t>
+      </w:r>
+      <w:proofErr w:type="spellStart"/>
       <w:r>
         <w:rPr>
           <w:i/>
@@ -13121,7 +13543,17 @@
           <w:sz w:val="20"/>
           <w:szCs w:val="20"/>
         </w:rPr>
-        <w:t>Indeed.</w:t>
+        <w:t>Indeed</w:t>
+      </w:r>
+      <w:proofErr w:type="spellEnd"/>
+      <w:r>
+        <w:rPr>
+          <w:i/>
+          <w:iCs/>
+          <w:sz w:val="20"/>
+          <w:szCs w:val="20"/>
+        </w:rPr>
+        <w:t>.</w:t>
       </w:r>
       <w:r>
         <w:rPr>
@@ -13130,7 +13562,7 @@
         </w:rPr>
         <w:t xml:space="preserve"> </w:t>
       </w:r>
-      <w:hyperlink r:id="rId49" w:tgtFrame="_new" w:history="1">
+      <w:hyperlink r:id="rId47" w:tgtFrame="_new" w:history="1">
         <w:r>
           <w:rPr>
             <w:rStyle w:val="Hipervnculo"/>
@@ -13181,7 +13613,7 @@
         </w:rPr>
         <w:t xml:space="preserve"> </w:t>
       </w:r>
-      <w:hyperlink r:id="rId50" w:tgtFrame="_new" w:history="1">
+      <w:hyperlink r:id="rId48" w:tgtFrame="_new" w:history="1">
         <w:r>
           <w:rPr>
             <w:rStyle w:val="Hipervnculo"/>
@@ -13232,7 +13664,7 @@
         </w:rPr>
         <w:t xml:space="preserve"> </w:t>
       </w:r>
-      <w:hyperlink r:id="rId51" w:tgtFrame="_new" w:history="1">
+      <w:hyperlink r:id="rId49" w:tgtFrame="_new" w:history="1">
         <w:r>
           <w:rPr>
             <w:rStyle w:val="Hipervnculo"/>
@@ -13404,9 +13836,25 @@
           <w:sz w:val="20"/>
           <w:szCs w:val="20"/>
         </w:rPr>
-        <w:t xml:space="preserve"> QuestionPro. </w:t>
-      </w:r>
-      <w:hyperlink r:id="rId52" w:tgtFrame="_new" w:history="1">
+        <w:t xml:space="preserve"> </w:t>
+      </w:r>
+      <w:proofErr w:type="spellStart"/>
+      <w:r>
+        <w:rPr>
+          <w:sz w:val="20"/>
+          <w:szCs w:val="20"/>
+        </w:rPr>
+        <w:t>QuestionPro</w:t>
+      </w:r>
+      <w:proofErr w:type="spellEnd"/>
+      <w:r>
+        <w:rPr>
+          <w:sz w:val="20"/>
+          <w:szCs w:val="20"/>
+        </w:rPr>
+        <w:t xml:space="preserve">. </w:t>
+      </w:r>
+      <w:hyperlink r:id="rId50" w:tgtFrame="_new" w:history="1">
         <w:r>
           <w:rPr>
             <w:rStyle w:val="Hipervnculo"/>
@@ -13455,9 +13903,25 @@
           <w:sz w:val="20"/>
           <w:szCs w:val="20"/>
         </w:rPr>
-        <w:t xml:space="preserve"> QuestionPro. </w:t>
-      </w:r>
-      <w:hyperlink r:id="rId53" w:tgtFrame="_new" w:history="1">
+        <w:t xml:space="preserve"> </w:t>
+      </w:r>
+      <w:proofErr w:type="spellStart"/>
+      <w:r>
+        <w:rPr>
+          <w:sz w:val="20"/>
+          <w:szCs w:val="20"/>
+        </w:rPr>
+        <w:t>QuestionPro</w:t>
+      </w:r>
+      <w:proofErr w:type="spellEnd"/>
+      <w:r>
+        <w:rPr>
+          <w:sz w:val="20"/>
+          <w:szCs w:val="20"/>
+        </w:rPr>
+        <w:t xml:space="preserve">. </w:t>
+      </w:r>
+      <w:hyperlink r:id="rId51" w:tgtFrame="_new" w:history="1">
         <w:r>
           <w:rPr>
             <w:rStyle w:val="Hipervnculo"/>
@@ -13490,8 +13954,25 @@
           <w:sz w:val="20"/>
           <w:szCs w:val="20"/>
         </w:rPr>
-        <w:t xml:space="preserve">Puestos en una agencia de viajes: funciones y salario. (s. f.). </w:t>
-      </w:r>
+        <w:t>Puestos en una agencia de viajes: funciones y salario. (</w:t>
+      </w:r>
+      <w:proofErr w:type="gramStart"/>
+      <w:r>
+        <w:rPr>
+          <w:sz w:val="20"/>
+          <w:szCs w:val="20"/>
+        </w:rPr>
+        <w:t>s</w:t>
+      </w:r>
+      <w:proofErr w:type="gramEnd"/>
+      <w:r>
+        <w:rPr>
+          <w:sz w:val="20"/>
+          <w:szCs w:val="20"/>
+        </w:rPr>
+        <w:t xml:space="preserve">. f.). </w:t>
+      </w:r>
+      <w:proofErr w:type="spellStart"/>
       <w:r>
         <w:rPr>
           <w:i/>
@@ -13499,7 +13980,17 @@
           <w:sz w:val="20"/>
           <w:szCs w:val="20"/>
         </w:rPr>
-        <w:t>Indeed.</w:t>
+        <w:t>Indeed</w:t>
+      </w:r>
+      <w:proofErr w:type="spellEnd"/>
+      <w:r>
+        <w:rPr>
+          <w:i/>
+          <w:iCs/>
+          <w:sz w:val="20"/>
+          <w:szCs w:val="20"/>
+        </w:rPr>
+        <w:t>.</w:t>
       </w:r>
       <w:r>
         <w:rPr>
@@ -13508,7 +13999,7 @@
         </w:rPr>
         <w:t xml:space="preserve"> </w:t>
       </w:r>
-      <w:hyperlink r:id="rId54" w:tgtFrame="_new" w:history="1">
+      <w:hyperlink r:id="rId52" w:tgtFrame="_new" w:history="1">
         <w:r>
           <w:rPr>
             <w:rStyle w:val="Hipervnculo"/>
@@ -13527,12 +14018,37 @@
           <w:szCs w:val="20"/>
         </w:rPr>
       </w:pPr>
-      <w:r>
-        <w:rPr>
-          <w:sz w:val="20"/>
-          <w:szCs w:val="20"/>
-        </w:rPr>
-        <w:t xml:space="preserve">Scaminacci, J., &amp; Scaminacci, J. (2024). </w:t>
+      <w:proofErr w:type="spellStart"/>
+      <w:r>
+        <w:rPr>
+          <w:sz w:val="20"/>
+          <w:szCs w:val="20"/>
+        </w:rPr>
+        <w:t>Scaminacci</w:t>
+      </w:r>
+      <w:proofErr w:type="spellEnd"/>
+      <w:r>
+        <w:rPr>
+          <w:sz w:val="20"/>
+          <w:szCs w:val="20"/>
+        </w:rPr>
+        <w:t xml:space="preserve">, J., &amp; </w:t>
+      </w:r>
+      <w:proofErr w:type="spellStart"/>
+      <w:r>
+        <w:rPr>
+          <w:sz w:val="20"/>
+          <w:szCs w:val="20"/>
+        </w:rPr>
+        <w:t>Scaminacci</w:t>
+      </w:r>
+      <w:proofErr w:type="spellEnd"/>
+      <w:r>
+        <w:rPr>
+          <w:sz w:val="20"/>
+          <w:szCs w:val="20"/>
+        </w:rPr>
+        <w:t xml:space="preserve">, J. (2024). </w:t>
       </w:r>
       <w:r>
         <w:rPr>
@@ -13548,9 +14064,25 @@
           <w:sz w:val="20"/>
           <w:szCs w:val="20"/>
         </w:rPr>
-        <w:t xml:space="preserve"> Blog Centro de e-Learning. </w:t>
-      </w:r>
-      <w:hyperlink r:id="rId55" w:tgtFrame="_new" w:history="1">
+        <w:t xml:space="preserve"> Blog Centro de e-</w:t>
+      </w:r>
+      <w:proofErr w:type="spellStart"/>
+      <w:r>
+        <w:rPr>
+          <w:sz w:val="20"/>
+          <w:szCs w:val="20"/>
+        </w:rPr>
+        <w:t>Learning</w:t>
+      </w:r>
+      <w:proofErr w:type="spellEnd"/>
+      <w:r>
+        <w:rPr>
+          <w:sz w:val="20"/>
+          <w:szCs w:val="20"/>
+        </w:rPr>
+        <w:t xml:space="preserve">. </w:t>
+      </w:r>
+      <w:hyperlink r:id="rId53" w:tgtFrame="_new" w:history="1">
         <w:r>
           <w:rPr>
             <w:rStyle w:val="Hipervnculo"/>
@@ -13599,9 +14131,25 @@
           <w:sz w:val="20"/>
           <w:szCs w:val="20"/>
         </w:rPr>
-        <w:t xml:space="preserve"> Verne Group. </w:t>
-      </w:r>
-      <w:hyperlink r:id="rId56" w:anchor=":~:text=El%20an%C3%A1lisis%20de%20datos%20permite,y%20la%20gesti%C3%B3n%20del%20negocio.&amp;text=%C2%BFQu%C3%A9%20beneficios%20aporta%20el%20an%C3%A1lisis,Smart%20City%20al%20turismo%20inteligente" w:tgtFrame="_new" w:history="1">
+        <w:t xml:space="preserve"> Verne </w:t>
+      </w:r>
+      <w:proofErr w:type="spellStart"/>
+      <w:r>
+        <w:rPr>
+          <w:sz w:val="20"/>
+          <w:szCs w:val="20"/>
+        </w:rPr>
+        <w:t>Group</w:t>
+      </w:r>
+      <w:proofErr w:type="spellEnd"/>
+      <w:r>
+        <w:rPr>
+          <w:sz w:val="20"/>
+          <w:szCs w:val="20"/>
+        </w:rPr>
+        <w:t xml:space="preserve">. </w:t>
+      </w:r>
+      <w:hyperlink r:id="rId54" w:anchor=":~:text=El%20an%C3%A1lisis%20de%20datos%20permite,y%20la%20gesti%C3%B3n%20del%20negocio.&amp;text=%C2%BFQu%C3%A9%20beneficios%20aporta%20el%20an%C3%A1lisis,Smart%20City%20al%20turismo%20inteligente" w:tgtFrame="_new" w:history="1">
         <w:r>
           <w:rPr>
             <w:rStyle w:val="Hipervnculo"/>
@@ -13629,12 +14177,37 @@
           <w:szCs w:val="20"/>
         </w:rPr>
       </w:pPr>
-      <w:r>
-        <w:rPr>
-          <w:sz w:val="20"/>
-          <w:szCs w:val="20"/>
-        </w:rPr>
-        <w:t xml:space="preserve">Yousefi, M., &amp; Marzuki, A. (2014). </w:t>
+      <w:proofErr w:type="spellStart"/>
+      <w:r>
+        <w:rPr>
+          <w:sz w:val="20"/>
+          <w:szCs w:val="20"/>
+        </w:rPr>
+        <w:t>Yousefi</w:t>
+      </w:r>
+      <w:proofErr w:type="spellEnd"/>
+      <w:r>
+        <w:rPr>
+          <w:sz w:val="20"/>
+          <w:szCs w:val="20"/>
+        </w:rPr>
+        <w:t xml:space="preserve">, M., &amp; </w:t>
+      </w:r>
+      <w:proofErr w:type="spellStart"/>
+      <w:r>
+        <w:rPr>
+          <w:sz w:val="20"/>
+          <w:szCs w:val="20"/>
+        </w:rPr>
+        <w:t>Marzuki</w:t>
+      </w:r>
+      <w:proofErr w:type="spellEnd"/>
+      <w:r>
+        <w:rPr>
+          <w:sz w:val="20"/>
+          <w:szCs w:val="20"/>
+        </w:rPr>
+        <w:t xml:space="preserve">, A. (2014). </w:t>
       </w:r>
       <w:r>
         <w:rPr>
@@ -13686,6 +14259,8 @@
           <w:szCs w:val="20"/>
         </w:rPr>
       </w:pPr>
+      <w:bookmarkStart w:id="53" w:name="_GoBack"/>
+      <w:bookmarkEnd w:id="53"/>
     </w:p>
     <w:p>
       <w:pPr>
@@ -14014,8 +14589,18 @@
                 <w:sz w:val="20"/>
                 <w:szCs w:val="20"/>
               </w:rPr>
-              <w:t>antander- Centro Agroturístico</w:t>
+              <w:t xml:space="preserve">antander- Centro </w:t>
             </w:r>
+            <w:proofErr w:type="spellStart"/>
+            <w:r>
+              <w:rPr>
+                <w:b w:val="0"/>
+                <w:sz w:val="20"/>
+                <w:szCs w:val="20"/>
+              </w:rPr>
+              <w:t>Agroturístico</w:t>
+            </w:r>
+            <w:proofErr w:type="spellEnd"/>
           </w:p>
         </w:tc>
         <w:tc>
@@ -14343,7 +14928,25 @@
                 <w:sz w:val="20"/>
                 <w:szCs w:val="20"/>
               </w:rPr>
-              <w:t xml:space="preserve">Centro Agroturístico Regional   Santander  </w:t>
+              <w:t xml:space="preserve">Centro </w:t>
+            </w:r>
+            <w:proofErr w:type="spellStart"/>
+            <w:r>
+              <w:rPr>
+                <w:b w:val="0"/>
+                <w:sz w:val="20"/>
+                <w:szCs w:val="20"/>
+              </w:rPr>
+              <w:t>Agroturístico</w:t>
+            </w:r>
+            <w:proofErr w:type="spellEnd"/>
+            <w:r>
+              <w:rPr>
+                <w:b w:val="0"/>
+                <w:sz w:val="20"/>
+                <w:szCs w:val="20"/>
+              </w:rPr>
+              <w:t xml:space="preserve"> Regional   Santander  </w:t>
             </w:r>
           </w:p>
         </w:tc>
@@ -14435,8 +15038,8 @@
       </w:pPr>
     </w:p>
     <w:sectPr>
-      <w:headerReference w:type="default" r:id="rId57"/>
-      <w:footerReference w:type="default" r:id="rId58"/>
+      <w:headerReference w:type="default" r:id="rId55"/>
+      <w:footerReference w:type="default" r:id="rId56"/>
       <w:pgSz w:w="12240" w:h="15840"/>
       <w:pgMar w:top="1701" w:right="1134" w:bottom="1134" w:left="1134" w:header="720" w:footer="0" w:gutter="0"/>
       <w:pgNumType w:start="1"/>
@@ -14774,13 +15377,27 @@
         <w:rPr>
           <w:noProof/>
         </w:rPr>
-        <w:t xml:space="preserve">Se sugiere colocar la siguienete informacion en el recurso: </w:t>
+        <w:t>Se sugiere colocar la siguienete informacion en el recurso</w:t>
+      </w:r>
+      <w:proofErr w:type="gramStart"/>
+      <w:r>
+        <w:rPr>
+          <w:noProof/>
+        </w:rPr>
+        <w:t xml:space="preserve">: </w:t>
       </w:r>
       <w:r>
         <w:rPr>
           <w:color w:val="12263F"/>
         </w:rPr>
-        <w:t> Acordeón (con viñeta en la izquierda) - tipo 1</w:t>
+        <w:t> Acordeón</w:t>
+      </w:r>
+      <w:proofErr w:type="gramEnd"/>
+      <w:r>
+        <w:rPr>
+          <w:color w:val="12263F"/>
+        </w:rPr>
+        <w:t xml:space="preserve"> (con viñeta en la izquierda) - tipo 1</w:t>
       </w:r>
     </w:p>
     <w:p>
@@ -14806,8 +15423,13 @@
         </w:rPr>
         <w:t>Texto alternativo corto: d</w:t>
       </w:r>
-      <w:r>
-        <w:t>irectorio telefónico abierto que muestra nombres y números de contacto impresos en sus páginas.</w:t>
+      <w:proofErr w:type="spellStart"/>
+      <w:r>
+        <w:t>irectorio</w:t>
+      </w:r>
+      <w:proofErr w:type="spellEnd"/>
+      <w:r>
+        <w:t xml:space="preserve"> telefónico abierto que muestra nombres y números de contacto impresos en sus páginas.</w:t>
       </w:r>
     </w:p>
     <w:p>
@@ -14833,8 +15455,13 @@
         </w:rPr>
         <w:t>Texto alternativo: e</w:t>
       </w:r>
-      <w:r>
-        <w:t>structura jerárquica de una base de datos con tablas, registros, campos y tipos de dato.</w:t>
+      <w:proofErr w:type="spellStart"/>
+      <w:r>
+        <w:t>structura</w:t>
+      </w:r>
+      <w:proofErr w:type="spellEnd"/>
+      <w:r>
+        <w:t xml:space="preserve"> jerárquica de una base de datos con tablas, registros, campos y tipos de dato.</w:t>
       </w:r>
     </w:p>
     <w:p>
@@ -14970,7 +15597,6 @@
           <w:szCs w:val="20"/>
         </w:rPr>
       </w:pPr>
-      <w:bookmarkStart w:id="44" w:name="_GoBack"/>
       <w:r>
         <w:rPr>
           <w:rStyle w:val="Refdecomentario"/>
@@ -15007,9 +15633,8 @@
         <w:pStyle w:val="Textocomentario"/>
       </w:pPr>
     </w:p>
-    <w:bookmarkEnd w:id="44"/>
   </w:comment>
-  <w:comment w:id="47" w:author="LauraPGM" w:date="2025-10-04T20:23:00Z" w:initials="L">
+  <w:comment w:id="46" w:author="LauraPGM" w:date="2025-10-04T20:23:00Z" w:initials="L">
     <w:p>
       <w:pPr>
         <w:pStyle w:val="Textocomentario"/>
@@ -15026,8 +15651,13 @@
         </w:rPr>
         <w:t>Texto alternativo: m</w:t>
       </w:r>
-      <w:r>
-        <w:t xml:space="preserve">apa conceptual titulado </w:t>
+      <w:proofErr w:type="spellStart"/>
+      <w:r>
+        <w:t>apa</w:t>
+      </w:r>
+      <w:proofErr w:type="spellEnd"/>
+      <w:r>
+        <w:t xml:space="preserve"> conceptual titulado </w:t>
       </w:r>
       <w:r>
         <w:rPr>
@@ -21686,8 +22316,8 @@
 </file>
 
 <file path=customXml/item1.xml><?xml version="1.0" encoding="utf-8"?>
-<ct:contentTypeSchema xmlns:ct="http://schemas.microsoft.com/office/2006/metadata/contentType" xmlns:ma="http://schemas.microsoft.com/office/2006/metadata/properties/metaAttributes" ct:_="" ma:_="" ma:contentTypeName="Documento" ma:contentTypeID="0x0101005D7421CBAB376F47AC1876466873BE0C" ma:contentTypeVersion="11" ma:contentTypeDescription="Crear nuevo documento." ma:contentTypeScope="" ma:versionID="2b4f891a1a5ad88e3e621500c8553ae4">
-  <xsd:schema xmlns:xsd="http://www.w3.org/2001/XMLSchema" xmlns:xs="http://www.w3.org/2001/XMLSchema" xmlns:p="http://schemas.microsoft.com/office/2006/metadata/properties" xmlns:ns2="55abea07-cd72-4a95-add0-1082a24cf9e9" xmlns:ns3="285d351f-f218-493a-825f-85a9dfbde315" targetNamespace="http://schemas.microsoft.com/office/2006/metadata/properties" ma:root="true" ma:fieldsID="4883b2e7c543eac85f1b7e21127c6f20" ns2:_="" ns3:_="">
+<ct:contentTypeSchema xmlns:ct="http://schemas.microsoft.com/office/2006/metadata/contentType" xmlns:ma="http://schemas.microsoft.com/office/2006/metadata/properties/metaAttributes" ct:_="" ma:_="" ma:contentTypeName="Documento" ma:contentTypeID="0x0101005D7421CBAB376F47AC1876466873BE0C" ma:contentTypeVersion="11" ma:contentTypeDescription="Crear nuevo documento." ma:contentTypeScope="" ma:versionID="c355e60b4cde5dbb71daba652f90dcaf">
+  <xsd:schema xmlns:xsd="http://www.w3.org/2001/XMLSchema" xmlns:xs="http://www.w3.org/2001/XMLSchema" xmlns:p="http://schemas.microsoft.com/office/2006/metadata/properties" xmlns:ns2="55abea07-cd72-4a95-add0-1082a24cf9e9" xmlns:ns3="285d351f-f218-493a-825f-85a9dfbde315" targetNamespace="http://schemas.microsoft.com/office/2006/metadata/properties" ma:root="true" ma:fieldsID="af45bf235921137d7bf462656222ea5a" ns2:_="" ns3:_="">
     <xsd:import namespace="55abea07-cd72-4a95-add0-1082a24cf9e9"/>
     <xsd:import namespace="285d351f-f218-493a-825f-85a9dfbde315"/>
     <xsd:element name="properties">
@@ -21911,7 +22541,7 @@
 </file>
 
 <file path=customXml/itemProps1.xml><?xml version="1.0" encoding="utf-8"?>
-<ds:datastoreItem xmlns:ds="http://schemas.openxmlformats.org/officeDocument/2006/customXml" ds:itemID="{1C77BF81-4CF0-4D3F-9767-26AFF0AC6BD3}"/>
+<ds:datastoreItem xmlns:ds="http://schemas.openxmlformats.org/officeDocument/2006/customXml" ds:itemID="{9433C230-31D1-44FA-AD81-44B4BACFE13D}"/>
 </file>
 
 <file path=customXml/itemProps2.xml><?xml version="1.0" encoding="utf-8"?>
@@ -21943,7 +22573,7 @@
 </file>
 
 <file path=customXml/itemProps5.xml><?xml version="1.0" encoding="utf-8"?>
-<ds:datastoreItem xmlns:ds="http://schemas.openxmlformats.org/officeDocument/2006/customXml" ds:itemID="{F86F8023-E033-4EB2-89FE-6F406FB2526E}">
+<ds:datastoreItem xmlns:ds="http://schemas.openxmlformats.org/officeDocument/2006/customXml" ds:itemID="{2FB16C40-4B4F-4CC1-966F-A7F956FE6EC5}">
   <ds:schemaRefs>
     <ds:schemaRef ds:uri="http://schemas.openxmlformats.org/officeDocument/2006/bibliography"/>
   </ds:schemaRefs>
